--- a/Diploma/dip4OOPS/prints/2. OOPsLab Planning.docx
+++ b/Diploma/dip4OOPS/prints/2. OOPsLab Planning.docx
@@ -81,7 +81,7 @@
         <w:t xml:space="preserve">: </w:t>
       </w:r>
       <w:r>
-        <w:t>BE</w:t>
+        <w:t>DE</w:t>
       </w:r>
       <w:r>
         <w:t xml:space="preserve"> </w:t>
@@ -168,6 +168,9 @@
         <w:t>Name of Faculty:</w:t>
       </w:r>
       <w:r>
+        <w:t xml:space="preserve"> </w:t>
+      </w:r>
+      <w:r>
         <w:t>Naman Shah</w:t>
       </w:r>
       <w:r>
@@ -188,7 +191,13 @@
         <w:t xml:space="preserve"> 2</w:t>
       </w:r>
       <w:r>
-        <w:t>5CE0587</w:t>
+        <w:t>5C</w:t>
+      </w:r>
+      <w:r>
+        <w:t>H</w:t>
+      </w:r>
+      <w:r>
+        <w:t>0587</w:t>
       </w:r>
       <w:r>
         <w:t xml:space="preserve">                                                             </w:t>
@@ -268,26 +277,26 @@
     <w:tbl>
       <w:tblPr>
         <w:tblStyle w:val="TableGrid"/>
-        <w:tblW w:w="10311" w:type="dxa"/>
+        <w:tblW w:w="0" w:type="auto"/>
         <w:tblInd w:w="198" w:type="dxa"/>
         <w:tblLook w:val="04A0" w:firstRow="1" w:lastRow="0" w:firstColumn="1" w:lastColumn="0" w:noHBand="0" w:noVBand="1"/>
       </w:tblPr>
       <w:tblGrid>
-        <w:gridCol w:w="1080"/>
-        <w:gridCol w:w="1127"/>
-        <w:gridCol w:w="871"/>
-        <w:gridCol w:w="970"/>
-        <w:gridCol w:w="2206"/>
-        <w:gridCol w:w="2754"/>
-        <w:gridCol w:w="1303"/>
+        <w:gridCol w:w="1002"/>
+        <w:gridCol w:w="1002"/>
+        <w:gridCol w:w="936"/>
+        <w:gridCol w:w="936"/>
+        <w:gridCol w:w="936"/>
+        <w:gridCol w:w="1872"/>
+        <w:gridCol w:w="936"/>
+        <w:gridCol w:w="936"/>
+        <w:gridCol w:w="936"/>
+        <w:gridCol w:w="936"/>
       </w:tblGrid>
       <w:tr>
-        <w:trPr>
-          <w:trHeight w:val="286"/>
-        </w:trPr>
-        <w:tc>
-          <w:tcPr>
-            <w:tcW w:w="3078" w:type="dxa"/>
+        <w:tc>
+          <w:tcPr>
+            <w:tcW w:w="2940" w:type="dxa"/>
             <w:gridSpan w:val="3"/>
             <w:vAlign w:val="center"/>
           </w:tcPr>
@@ -305,7 +314,7 @@
         </w:tc>
         <w:tc>
           <w:tcPr>
-            <w:tcW w:w="970" w:type="dxa"/>
+            <w:tcW w:w="936" w:type="dxa"/>
             <w:vAlign w:val="center"/>
           </w:tcPr>
           <w:p>
@@ -322,8 +331,8 @@
         </w:tc>
         <w:tc>
           <w:tcPr>
-            <w:tcW w:w="4960" w:type="dxa"/>
-            <w:gridSpan w:val="2"/>
+            <w:tcW w:w="5616" w:type="dxa"/>
+            <w:gridSpan w:val="5"/>
             <w:vAlign w:val="center"/>
           </w:tcPr>
           <w:p>
@@ -340,7 +349,7 @@
         </w:tc>
         <w:tc>
           <w:tcPr>
-            <w:tcW w:w="1303" w:type="dxa"/>
+            <w:tcW w:w="936" w:type="dxa"/>
             <w:vMerge w:val="restart"/>
             <w:vAlign w:val="center"/>
           </w:tcPr>
@@ -358,12 +367,9 @@
         </w:tc>
       </w:tr>
       <w:tr>
-        <w:trPr>
-          <w:trHeight w:val="286"/>
-        </w:trPr>
-        <w:tc>
-          <w:tcPr>
-            <w:tcW w:w="1080" w:type="dxa"/>
+        <w:tc>
+          <w:tcPr>
+            <w:tcW w:w="1002" w:type="dxa"/>
             <w:vMerge w:val="restart"/>
             <w:vAlign w:val="center"/>
           </w:tcPr>
@@ -381,7 +387,7 @@
         </w:tc>
         <w:tc>
           <w:tcPr>
-            <w:tcW w:w="1127" w:type="dxa"/>
+            <w:tcW w:w="1002" w:type="dxa"/>
             <w:vMerge w:val="restart"/>
             <w:vAlign w:val="center"/>
           </w:tcPr>
@@ -399,7 +405,7 @@
         </w:tc>
         <w:tc>
           <w:tcPr>
-            <w:tcW w:w="871" w:type="dxa"/>
+            <w:tcW w:w="936" w:type="dxa"/>
             <w:vMerge w:val="restart"/>
             <w:vAlign w:val="center"/>
           </w:tcPr>
@@ -417,7 +423,7 @@
         </w:tc>
         <w:tc>
           <w:tcPr>
-            <w:tcW w:w="970" w:type="dxa"/>
+            <w:tcW w:w="936" w:type="dxa"/>
             <w:vMerge w:val="restart"/>
             <w:vAlign w:val="center"/>
           </w:tcPr>
@@ -435,7 +441,8 @@
         </w:tc>
         <w:tc>
           <w:tcPr>
-            <w:tcW w:w="2206" w:type="dxa"/>
+            <w:tcW w:w="2808" w:type="dxa"/>
+            <w:gridSpan w:val="2"/>
             <w:vAlign w:val="center"/>
           </w:tcPr>
           <w:p>
@@ -452,7 +459,8 @@
         </w:tc>
         <w:tc>
           <w:tcPr>
-            <w:tcW w:w="2754" w:type="dxa"/>
+            <w:tcW w:w="2808" w:type="dxa"/>
+            <w:gridSpan w:val="3"/>
             <w:vAlign w:val="center"/>
           </w:tcPr>
           <w:p>
@@ -469,7 +477,7 @@
         </w:tc>
         <w:tc>
           <w:tcPr>
-            <w:tcW w:w="1303" w:type="dxa"/>
+            <w:tcW w:w="936" w:type="dxa"/>
             <w:vMerge/>
             <w:vAlign w:val="center"/>
           </w:tcPr>
@@ -484,12 +492,9 @@
         </w:tc>
       </w:tr>
       <w:tr>
-        <w:trPr>
-          <w:trHeight w:val="516"/>
-        </w:trPr>
-        <w:tc>
-          <w:tcPr>
-            <w:tcW w:w="1080" w:type="dxa"/>
+        <w:tc>
+          <w:tcPr>
+            <w:tcW w:w="1002" w:type="dxa"/>
             <w:vMerge/>
             <w:vAlign w:val="center"/>
           </w:tcPr>
@@ -504,7 +509,7 @@
         </w:tc>
         <w:tc>
           <w:tcPr>
-            <w:tcW w:w="1127" w:type="dxa"/>
+            <w:tcW w:w="1002" w:type="dxa"/>
             <w:vMerge/>
             <w:vAlign w:val="center"/>
           </w:tcPr>
@@ -519,7 +524,7 @@
         </w:tc>
         <w:tc>
           <w:tcPr>
-            <w:tcW w:w="871" w:type="dxa"/>
+            <w:tcW w:w="936" w:type="dxa"/>
             <w:vMerge/>
             <w:vAlign w:val="center"/>
           </w:tcPr>
@@ -534,7 +539,7 @@
         </w:tc>
         <w:tc>
           <w:tcPr>
-            <w:tcW w:w="970" w:type="dxa"/>
+            <w:tcW w:w="936" w:type="dxa"/>
             <w:vMerge/>
             <w:vAlign w:val="center"/>
           </w:tcPr>
@@ -549,7 +554,8 @@
         </w:tc>
         <w:tc>
           <w:tcPr>
-            <w:tcW w:w="2206" w:type="dxa"/>
+            <w:tcW w:w="936" w:type="dxa"/>
+            <w:vMerge w:val="restart"/>
             <w:vAlign w:val="center"/>
           </w:tcPr>
           <w:p>
@@ -566,7 +572,7 @@
         </w:tc>
         <w:tc>
           <w:tcPr>
-            <w:tcW w:w="2754" w:type="dxa"/>
+            <w:tcW w:w="1872" w:type="dxa"/>
             <w:vAlign w:val="center"/>
           </w:tcPr>
           <w:p>
@@ -577,9 +583,16 @@
               <w:jc w:val="center"/>
             </w:pPr>
             <w:r>
-              <w:t>ESE (V)</w:t>
-            </w:r>
-          </w:p>
+              <w:t>PA (M)</w:t>
+            </w:r>
+          </w:p>
+        </w:tc>
+        <w:tc>
+          <w:tcPr>
+            <w:tcW w:w="1872" w:type="dxa"/>
+            <w:gridSpan w:val="2"/>
+            <w:vAlign w:val="center"/>
+          </w:tcPr>
           <w:p>
             <w:pPr>
               <w:tabs>
@@ -587,11 +600,14 @@
               </w:tabs>
               <w:jc w:val="center"/>
             </w:pPr>
-          </w:p>
-        </w:tc>
-        <w:tc>
-          <w:tcPr>
-            <w:tcW w:w="1303" w:type="dxa"/>
+            <w:r>
+              <w:t>ESE (V)</w:t>
+            </w:r>
+          </w:p>
+        </w:tc>
+        <w:tc>
+          <w:tcPr>
+            <w:tcW w:w="936" w:type="dxa"/>
             <w:vMerge w:val="restart"/>
             <w:vAlign w:val="center"/>
           </w:tcPr>
@@ -603,24 +619,45 @@
               <w:jc w:val="center"/>
             </w:pPr>
             <w:r>
-              <w:t>1</w:t>
-            </w:r>
-            <w:r>
-              <w:t>0</w:t>
-            </w:r>
-            <w:r>
-              <w:t>0</w:t>
-            </w:r>
+              <w:t>PA</w:t>
+            </w:r>
+          </w:p>
+          <w:p>
+            <w:pPr>
+              <w:tabs>
+                <w:tab w:val="left" w:pos="360"/>
+              </w:tabs>
+              <w:jc w:val="center"/>
+            </w:pPr>
+            <w:r>
+              <w:t>(I)</w:t>
+            </w:r>
+          </w:p>
+        </w:tc>
+        <w:tc>
+          <w:tcPr>
+            <w:tcW w:w="936" w:type="dxa"/>
+            <w:vMerge/>
+            <w:vAlign w:val="center"/>
+          </w:tcPr>
+          <w:p>
+            <w:pPr>
+              <w:tabs>
+                <w:tab w:val="left" w:pos="360"/>
+              </w:tabs>
+              <w:jc w:val="center"/>
+            </w:pPr>
           </w:p>
         </w:tc>
       </w:tr>
       <w:tr>
         <w:trPr>
-          <w:trHeight w:val="286"/>
+          <w:trHeight w:val="186"/>
         </w:trPr>
         <w:tc>
           <w:tcPr>
-            <w:tcW w:w="1080" w:type="dxa"/>
+            <w:tcW w:w="1002" w:type="dxa"/>
+            <w:vMerge/>
             <w:vAlign w:val="center"/>
           </w:tcPr>
           <w:p>
@@ -630,14 +667,12 @@
               </w:tabs>
               <w:jc w:val="center"/>
             </w:pPr>
-            <w:r>
-              <w:t>3</w:t>
-            </w:r>
-          </w:p>
-        </w:tc>
-        <w:tc>
-          <w:tcPr>
-            <w:tcW w:w="1127" w:type="dxa"/>
+          </w:p>
+        </w:tc>
+        <w:tc>
+          <w:tcPr>
+            <w:tcW w:w="1002" w:type="dxa"/>
+            <w:vMerge/>
             <w:vAlign w:val="center"/>
           </w:tcPr>
           <w:p>
@@ -647,14 +682,12 @@
               </w:tabs>
               <w:jc w:val="center"/>
             </w:pPr>
-            <w:r>
-              <w:t>0</w:t>
-            </w:r>
-          </w:p>
-        </w:tc>
-        <w:tc>
-          <w:tcPr>
-            <w:tcW w:w="871" w:type="dxa"/>
+          </w:p>
+        </w:tc>
+        <w:tc>
+          <w:tcPr>
+            <w:tcW w:w="936" w:type="dxa"/>
+            <w:vMerge/>
             <w:vAlign w:val="center"/>
           </w:tcPr>
           <w:p>
@@ -664,14 +697,12 @@
               </w:tabs>
               <w:jc w:val="center"/>
             </w:pPr>
-            <w:r>
-              <w:t>2</w:t>
-            </w:r>
-          </w:p>
-        </w:tc>
-        <w:tc>
-          <w:tcPr>
-            <w:tcW w:w="970" w:type="dxa"/>
+          </w:p>
+        </w:tc>
+        <w:tc>
+          <w:tcPr>
+            <w:tcW w:w="936" w:type="dxa"/>
+            <w:vMerge/>
             <w:vAlign w:val="center"/>
           </w:tcPr>
           <w:p>
@@ -681,14 +712,12 @@
               </w:tabs>
               <w:jc w:val="center"/>
             </w:pPr>
-            <w:r>
-              <w:t>4</w:t>
-            </w:r>
-          </w:p>
-        </w:tc>
-        <w:tc>
-          <w:tcPr>
-            <w:tcW w:w="2206" w:type="dxa"/>
+          </w:p>
+        </w:tc>
+        <w:tc>
+          <w:tcPr>
+            <w:tcW w:w="936" w:type="dxa"/>
+            <w:vMerge/>
             <w:vAlign w:val="center"/>
           </w:tcPr>
           <w:p>
@@ -698,17 +727,11 @@
               </w:tabs>
               <w:jc w:val="center"/>
             </w:pPr>
-            <w:r>
-              <w:t>7</w:t>
-            </w:r>
-            <w:r>
-              <w:t>0</w:t>
-            </w:r>
-          </w:p>
-        </w:tc>
-        <w:tc>
-          <w:tcPr>
-            <w:tcW w:w="2754" w:type="dxa"/>
+          </w:p>
+        </w:tc>
+        <w:tc>
+          <w:tcPr>
+            <w:tcW w:w="1872" w:type="dxa"/>
             <w:vAlign w:val="center"/>
           </w:tcPr>
           <w:p>
@@ -719,14 +742,13 @@
               <w:jc w:val="center"/>
             </w:pPr>
             <w:r>
-              <w:t>30</w:t>
-            </w:r>
-          </w:p>
-        </w:tc>
-        <w:tc>
-          <w:tcPr>
-            <w:tcW w:w="1303" w:type="dxa"/>
-            <w:vMerge/>
+              <w:t>PA</w:t>
+            </w:r>
+          </w:p>
+        </w:tc>
+        <w:tc>
+          <w:tcPr>
+            <w:tcW w:w="936" w:type="dxa"/>
             <w:vAlign w:val="center"/>
           </w:tcPr>
           <w:p>
@@ -736,6 +758,228 @@
               </w:tabs>
               <w:jc w:val="center"/>
             </w:pPr>
+            <w:r>
+              <w:t>ESE</w:t>
+            </w:r>
+          </w:p>
+        </w:tc>
+        <w:tc>
+          <w:tcPr>
+            <w:tcW w:w="936" w:type="dxa"/>
+            <w:vAlign w:val="center"/>
+          </w:tcPr>
+          <w:p>
+            <w:pPr>
+              <w:tabs>
+                <w:tab w:val="left" w:pos="360"/>
+              </w:tabs>
+              <w:jc w:val="center"/>
+            </w:pPr>
+            <w:r>
+              <w:t>OEP</w:t>
+            </w:r>
+          </w:p>
+        </w:tc>
+        <w:tc>
+          <w:tcPr>
+            <w:tcW w:w="936" w:type="dxa"/>
+            <w:vMerge/>
+            <w:vAlign w:val="center"/>
+          </w:tcPr>
+          <w:p>
+            <w:pPr>
+              <w:tabs>
+                <w:tab w:val="left" w:pos="360"/>
+              </w:tabs>
+              <w:jc w:val="center"/>
+            </w:pPr>
+          </w:p>
+        </w:tc>
+        <w:tc>
+          <w:tcPr>
+            <w:tcW w:w="936" w:type="dxa"/>
+            <w:vMerge/>
+            <w:vAlign w:val="center"/>
+          </w:tcPr>
+          <w:p>
+            <w:pPr>
+              <w:tabs>
+                <w:tab w:val="left" w:pos="360"/>
+              </w:tabs>
+              <w:jc w:val="center"/>
+            </w:pPr>
+          </w:p>
+        </w:tc>
+      </w:tr>
+      <w:tr>
+        <w:tc>
+          <w:tcPr>
+            <w:tcW w:w="1002" w:type="dxa"/>
+            <w:vAlign w:val="center"/>
+          </w:tcPr>
+          <w:p>
+            <w:pPr>
+              <w:tabs>
+                <w:tab w:val="left" w:pos="360"/>
+              </w:tabs>
+              <w:jc w:val="center"/>
+            </w:pPr>
+            <w:r>
+              <w:t>3</w:t>
+            </w:r>
+          </w:p>
+        </w:tc>
+        <w:tc>
+          <w:tcPr>
+            <w:tcW w:w="1002" w:type="dxa"/>
+            <w:vAlign w:val="center"/>
+          </w:tcPr>
+          <w:p>
+            <w:pPr>
+              <w:tabs>
+                <w:tab w:val="left" w:pos="360"/>
+              </w:tabs>
+              <w:jc w:val="center"/>
+            </w:pPr>
+            <w:r>
+              <w:t>0</w:t>
+            </w:r>
+          </w:p>
+        </w:tc>
+        <w:tc>
+          <w:tcPr>
+            <w:tcW w:w="936" w:type="dxa"/>
+            <w:vAlign w:val="center"/>
+          </w:tcPr>
+          <w:p>
+            <w:pPr>
+              <w:tabs>
+                <w:tab w:val="left" w:pos="360"/>
+              </w:tabs>
+              <w:jc w:val="center"/>
+            </w:pPr>
+            <w:r>
+              <w:t>2</w:t>
+            </w:r>
+          </w:p>
+        </w:tc>
+        <w:tc>
+          <w:tcPr>
+            <w:tcW w:w="936" w:type="dxa"/>
+            <w:vAlign w:val="center"/>
+          </w:tcPr>
+          <w:p>
+            <w:pPr>
+              <w:tabs>
+                <w:tab w:val="left" w:pos="360"/>
+              </w:tabs>
+              <w:jc w:val="center"/>
+            </w:pPr>
+            <w:r>
+              <w:t>4</w:t>
+            </w:r>
+          </w:p>
+        </w:tc>
+        <w:tc>
+          <w:tcPr>
+            <w:tcW w:w="936" w:type="dxa"/>
+            <w:vAlign w:val="center"/>
+          </w:tcPr>
+          <w:p>
+            <w:pPr>
+              <w:tabs>
+                <w:tab w:val="left" w:pos="360"/>
+              </w:tabs>
+              <w:jc w:val="center"/>
+            </w:pPr>
+            <w:r>
+              <w:t>70</w:t>
+            </w:r>
+          </w:p>
+        </w:tc>
+        <w:tc>
+          <w:tcPr>
+            <w:tcW w:w="1872" w:type="dxa"/>
+            <w:vAlign w:val="center"/>
+          </w:tcPr>
+          <w:p>
+            <w:pPr>
+              <w:tabs>
+                <w:tab w:val="left" w:pos="360"/>
+              </w:tabs>
+              <w:jc w:val="center"/>
+            </w:pPr>
+            <w:r>
+              <w:t>20</w:t>
+            </w:r>
+          </w:p>
+        </w:tc>
+        <w:tc>
+          <w:tcPr>
+            <w:tcW w:w="936" w:type="dxa"/>
+            <w:vAlign w:val="center"/>
+          </w:tcPr>
+          <w:p>
+            <w:pPr>
+              <w:tabs>
+                <w:tab w:val="left" w:pos="360"/>
+              </w:tabs>
+              <w:jc w:val="center"/>
+            </w:pPr>
+            <w:r>
+              <w:t>20</w:t>
+            </w:r>
+          </w:p>
+        </w:tc>
+        <w:tc>
+          <w:tcPr>
+            <w:tcW w:w="936" w:type="dxa"/>
+            <w:vAlign w:val="center"/>
+          </w:tcPr>
+          <w:p>
+            <w:pPr>
+              <w:tabs>
+                <w:tab w:val="left" w:pos="360"/>
+              </w:tabs>
+              <w:jc w:val="center"/>
+            </w:pPr>
+            <w:r>
+              <w:t>10</w:t>
+            </w:r>
+          </w:p>
+        </w:tc>
+        <w:tc>
+          <w:tcPr>
+            <w:tcW w:w="936" w:type="dxa"/>
+            <w:vAlign w:val="center"/>
+          </w:tcPr>
+          <w:p>
+            <w:pPr>
+              <w:tabs>
+                <w:tab w:val="left" w:pos="360"/>
+              </w:tabs>
+              <w:jc w:val="center"/>
+            </w:pPr>
+            <w:r>
+              <w:t>20</w:t>
+            </w:r>
+          </w:p>
+        </w:tc>
+        <w:tc>
+          <w:tcPr>
+            <w:tcW w:w="936" w:type="dxa"/>
+            <w:vAlign w:val="center"/>
+          </w:tcPr>
+          <w:p>
+            <w:pPr>
+              <w:tabs>
+                <w:tab w:val="left" w:pos="360"/>
+              </w:tabs>
+              <w:jc w:val="center"/>
+            </w:pPr>
+            <w:r>
+              <w:t>150</w:t>
+            </w:r>
           </w:p>
         </w:tc>
       </w:tr>
@@ -1558,7 +1802,15 @@
               </w:rPr>
             </w:pPr>
             <w:r>
-              <w:t>Create a Student class with fields and methods in Java program. Demonstrate object creation and method calling.</w:t>
+              <w:t xml:space="preserve">Create a </w:t>
+            </w:r>
+            <w:proofErr w:type="gramStart"/>
+            <w:r>
+              <w:t>Student</w:t>
+            </w:r>
+            <w:proofErr w:type="gramEnd"/>
+            <w:r>
+              <w:t xml:space="preserve"> class with fields and methods in Java program. Demonstrate object creation and method calling.</w:t>
             </w:r>
           </w:p>
         </w:tc>
@@ -2286,7 +2538,15 @@
               </w:rPr>
             </w:pPr>
             <w:r>
-              <w:t>Write a Java practical to create a Student class with fields name, roll number, and marks using a parameterized constructor and a display() method to print details of multiple student objects.</w:t>
+              <w:t xml:space="preserve">Write a Java practical to create a </w:t>
+            </w:r>
+            <w:proofErr w:type="gramStart"/>
+            <w:r>
+              <w:t>Student</w:t>
+            </w:r>
+            <w:proofErr w:type="gramEnd"/>
+            <w:r>
+              <w:t xml:space="preserve"> class with fields name, roll number, and marks using a parameterized constructor and a display() method to print details of multiple student objects.</w:t>
             </w:r>
           </w:p>
         </w:tc>
@@ -2498,7 +2758,15 @@
               </w:rPr>
             </w:pPr>
             <w:r>
-              <w:t>Write a Java practical to demonstrate the Collections Framework by creating an ArrayList of student names to perform add, remove, and search operations and a HashSet to store and display unique roll numbers using a for-each loop.</w:t>
+              <w:t xml:space="preserve">Write a Java practical to demonstrate the Collections Framework by creating an </w:t>
+            </w:r>
+            <w:proofErr w:type="spellStart"/>
+            <w:r>
+              <w:t>ArrayList</w:t>
+            </w:r>
+            <w:proofErr w:type="spellEnd"/>
+            <w:r>
+              <w:t xml:space="preserve"> of student names to perform add, remove, and search operations and a HashSet to store and display unique roll numbers using a for-each loop.</w:t>
             </w:r>
           </w:p>
         </w:tc>
@@ -2993,7 +3261,7 @@
         <v:shape id="_x0000_i1025" type="#_x0000_t75" style="width:36pt;height:36pt">
           <v:imagedata r:id="rId1" o:title=""/>
         </v:shape>
-        <o:OLEObject Type="Embed" ProgID="CorelDRAW.Graphic.12" ShapeID="_x0000_i1025" DrawAspect="Content" ObjectID="_1834489807" r:id="rId2"/>
+        <o:OLEObject Type="Embed" ProgID="CorelDRAW.Graphic.12" ShapeID="_x0000_i1025" DrawAspect="Content" ObjectID="_1834559071" r:id="rId2"/>
       </w:object>
     </w:r>
     <w:r>
